--- a/ХодаковMLBayes.docx
+++ b/ХодаковMLBayes.docx
@@ -1823,14 +1823,6 @@
     </w:p>
     <w:p>
       <w:pPr>
-        <w:pStyle w:val="NormalWeb"/>
-      </w:pPr>
-      <w:r>
-        <w:t>Це спрощення, але воно достатньо для демонстрації роботи Байєса.</w:t>
-      </w:r>
-    </w:p>
-    <w:p>
-      <w:pPr>
         <w:pStyle w:val="Heading1"/>
       </w:pPr>
       <w:r>
@@ -1881,14 +1873,6 @@
         <w:t>рішення</w:t>
       </w:r>
       <w:proofErr w:type="spellEnd"/>
-    </w:p>
-    <w:p>
-      <w:pPr>
-        <w:pStyle w:val="NormalWeb"/>
-      </w:pPr>
-      <w:r>
-        <w:t>Ключова вимога: “побудувати штрафну функцію і показати як працює Байєс”.</w:t>
-      </w:r>
     </w:p>
     <w:p>
       <w:pPr>
@@ -2026,7 +2010,6 @@
         <w:pStyle w:val="Heading1"/>
       </w:pPr>
       <w:r>
-        <w:lastRenderedPageBreak/>
         <w:t xml:space="preserve">5. </w:t>
       </w:r>
       <w:proofErr w:type="spellStart"/>
@@ -2071,6 +2054,7 @@
         </w:numPr>
       </w:pPr>
       <w:r>
+        <w:lastRenderedPageBreak/>
         <w:t>Train: 80% (для обчислення байєсівських постеріорів)</w:t>
       </w:r>
     </w:p>
@@ -2203,345 +2187,6 @@
         <w:pStyle w:val="NormalWeb"/>
       </w:pPr>
       <w:r>
-        <w:t xml:space="preserve">/Users/maksymkhodakov/bayes/bayes/.venv/bin/python /Users/maksymkhodakov/bayes/bayes/main.py </w:t>
-      </w:r>
-    </w:p>
-    <w:p>
-      <w:pPr>
-        <w:pStyle w:val="NormalWeb"/>
-      </w:pPr>
-      <w:r>
-        <w:t>Завантаження датасету з: https://www.football-data.co.uk/mmz4281/2324/E0.csv</w:t>
-      </w:r>
-    </w:p>
-    <w:p>
-      <w:pPr>
-        <w:pStyle w:val="NormalWeb"/>
-      </w:pPr>
-      <w:r>
-        <w:t>OK. Локальний файл: E0_2324.csv. Рядків після чистки: 380</w:t>
-      </w:r>
-    </w:p>
-    <w:p>
-      <w:pPr>
-        <w:pStyle w:val="NormalWeb"/>
-      </w:pPr>
-      <w:r>
-        <w:t xml:space="preserve">      HomeTeam       AwayTeam  B365H  B365D  B365A FTR</w:t>
-      </w:r>
-    </w:p>
-    <w:p>
-      <w:pPr>
-        <w:pStyle w:val="NormalWeb"/>
-      </w:pPr>
-      <w:r>
-        <w:t>0      Burnley       Man City   8.00    5.5   1.33   A</w:t>
-      </w:r>
-    </w:p>
-    <w:p>
-      <w:pPr>
-        <w:pStyle w:val="NormalWeb"/>
-      </w:pPr>
-      <w:r>
-        <w:t>1      Arsenal  Nott'm Forest   1.18    7.0  15.00   H</w:t>
-      </w:r>
-    </w:p>
-    <w:p>
-      <w:pPr>
-        <w:pStyle w:val="NormalWeb"/>
-      </w:pPr>
-      <w:r>
-        <w:t>2  Bournemouth       West Ham   2.70    3.4   2.55   D</w:t>
-      </w:r>
-    </w:p>
-    <w:p>
-      <w:pPr>
-        <w:pStyle w:val="NormalWeb"/>
-      </w:pPr>
-      <w:r>
-        <w:t>3     Brighton          Luton   1.33    5.5   9.00   H</w:t>
-      </w:r>
-    </w:p>
-    <w:p>
-      <w:pPr>
-        <w:pStyle w:val="NormalWeb"/>
-      </w:pPr>
-      <w:r>
-        <w:t>4      Everton         Fulham   2.20    3.4   3.30   A</w:t>
-      </w:r>
-    </w:p>
-    <w:p>
-      <w:pPr>
-        <w:pStyle w:val="NormalWeb"/>
-      </w:pPr>
-    </w:p>
-    <w:p>
-      <w:pPr>
-        <w:pStyle w:val="NormalWeb"/>
-      </w:pPr>
-      <w:r>
-        <w:t>=== Random strategy ===</w:t>
-      </w:r>
-    </w:p>
-    <w:p>
-      <w:pPr>
-        <w:pStyle w:val="NormalWeb"/>
-      </w:pPr>
-      <w:r>
-        <w:t>Accuracy: 0.3421</w:t>
-      </w:r>
-    </w:p>
-    <w:p>
-      <w:pPr>
-        <w:pStyle w:val="NormalWeb"/>
-      </w:pPr>
-      <w:r>
-        <w:lastRenderedPageBreak/>
-        <w:t>Confusion matrix (рядки=true H/D/A, стовпці=pred H/D/A):</w:t>
-      </w:r>
-    </w:p>
-    <w:p>
-      <w:pPr>
-        <w:pStyle w:val="NormalWeb"/>
-      </w:pPr>
-      <w:r>
-        <w:t>[[ 9  8  9]</w:t>
-      </w:r>
-    </w:p>
-    <w:p>
-      <w:pPr>
-        <w:pStyle w:val="NormalWeb"/>
-      </w:pPr>
-      <w:r>
-        <w:t xml:space="preserve"> [ 7  5  4]</w:t>
-      </w:r>
-    </w:p>
-    <w:p>
-      <w:pPr>
-        <w:pStyle w:val="NormalWeb"/>
-      </w:pPr>
-      <w:r>
-        <w:t xml:space="preserve"> [11 11 12]]</w:t>
-      </w:r>
-    </w:p>
-    <w:p>
-      <w:pPr>
-        <w:pStyle w:val="NormalWeb"/>
-      </w:pPr>
-    </w:p>
-    <w:p>
-      <w:pPr>
-        <w:pStyle w:val="NormalWeb"/>
-      </w:pPr>
-      <w:r>
-        <w:t>=== Deterministic: Host ===</w:t>
-      </w:r>
-    </w:p>
-    <w:p>
-      <w:pPr>
-        <w:pStyle w:val="NormalWeb"/>
-      </w:pPr>
-      <w:r>
-        <w:t>Accuracy: 0.3421</w:t>
-      </w:r>
-    </w:p>
-    <w:p>
-      <w:pPr>
-        <w:pStyle w:val="NormalWeb"/>
-      </w:pPr>
-      <w:r>
-        <w:t>Confusion matrix (рядки=true H/D/A, стовпці=pred H/D/A):</w:t>
-      </w:r>
-    </w:p>
-    <w:p>
-      <w:pPr>
-        <w:pStyle w:val="NormalWeb"/>
-      </w:pPr>
-      <w:r>
-        <w:t>[[26  0  0]</w:t>
-      </w:r>
-    </w:p>
-    <w:p>
-      <w:pPr>
-        <w:pStyle w:val="NormalWeb"/>
-      </w:pPr>
-      <w:r>
-        <w:t xml:space="preserve"> [16  0  0]</w:t>
-      </w:r>
-    </w:p>
-    <w:p>
-      <w:pPr>
-        <w:pStyle w:val="NormalWeb"/>
-      </w:pPr>
-      <w:r>
-        <w:t xml:space="preserve"> [34  0  0]]</w:t>
-      </w:r>
-    </w:p>
-    <w:p>
-      <w:pPr>
-        <w:pStyle w:val="NormalWeb"/>
-      </w:pPr>
-    </w:p>
-    <w:p>
-      <w:pPr>
-        <w:pStyle w:val="NormalWeb"/>
-      </w:pPr>
-      <w:r>
-        <w:t>=== Deterministic: Visitor ===</w:t>
-      </w:r>
-    </w:p>
-    <w:p>
-      <w:pPr>
-        <w:pStyle w:val="NormalWeb"/>
-      </w:pPr>
-      <w:r>
-        <w:t>Accuracy: 0.4474</w:t>
-      </w:r>
-    </w:p>
-    <w:p>
-      <w:pPr>
-        <w:pStyle w:val="NormalWeb"/>
-      </w:pPr>
-      <w:r>
-        <w:t>Confusion matrix (рядки=true H/D/A, стовпці=pred H/D/A):</w:t>
-      </w:r>
-    </w:p>
-    <w:p>
-      <w:pPr>
-        <w:pStyle w:val="NormalWeb"/>
-      </w:pPr>
-      <w:r>
-        <w:t>[[ 0  0 26]</w:t>
-      </w:r>
-    </w:p>
-    <w:p>
-      <w:pPr>
-        <w:pStyle w:val="NormalWeb"/>
-      </w:pPr>
-      <w:r>
-        <w:t xml:space="preserve"> [ 0  0 16]</w:t>
-      </w:r>
-    </w:p>
-    <w:p>
-      <w:pPr>
-        <w:pStyle w:val="NormalWeb"/>
-      </w:pPr>
-      <w:r>
-        <w:t xml:space="preserve"> [ 0  0 34]]</w:t>
-      </w:r>
-    </w:p>
-    <w:p>
-      <w:pPr>
-        <w:pStyle w:val="NormalWeb"/>
-      </w:pPr>
-    </w:p>
-    <w:p>
-      <w:pPr>
-        <w:pStyle w:val="NormalWeb"/>
-      </w:pPr>
-      <w:r>
-        <w:t>=== Deterministic: Challenger (favorite by odds) ===</w:t>
-      </w:r>
-    </w:p>
-    <w:p>
-      <w:pPr>
-        <w:pStyle w:val="NormalWeb"/>
-      </w:pPr>
-      <w:r>
-        <w:t>Accuracy: 0.6184</w:t>
-      </w:r>
-    </w:p>
-    <w:p>
-      <w:pPr>
-        <w:pStyle w:val="NormalWeb"/>
-      </w:pPr>
-      <w:r>
-        <w:t>Confusion matrix (рядки=true H/D/A, стовпці=pred H/D/A):</w:t>
-      </w:r>
-    </w:p>
-    <w:p>
-      <w:pPr>
-        <w:pStyle w:val="NormalWeb"/>
-      </w:pPr>
-      <w:r>
-        <w:t>[[23  0  3]</w:t>
-      </w:r>
-    </w:p>
-    <w:p>
-      <w:pPr>
-        <w:pStyle w:val="NormalWeb"/>
-      </w:pPr>
-      <w:r>
-        <w:lastRenderedPageBreak/>
-        <w:t xml:space="preserve"> [10  0  6]</w:t>
-      </w:r>
-    </w:p>
-    <w:p>
-      <w:pPr>
-        <w:pStyle w:val="NormalWeb"/>
-      </w:pPr>
-      <w:r>
-        <w:t xml:space="preserve"> [10  0 24]]</w:t>
-      </w:r>
-    </w:p>
-    <w:p>
-      <w:pPr>
-        <w:pStyle w:val="NormalWeb"/>
-      </w:pPr>
-    </w:p>
-    <w:p>
-      <w:pPr>
-        <w:pStyle w:val="NormalWeb"/>
-      </w:pPr>
-      <w:r>
-        <w:t>=== Bayesian strategy (Beta posterior + penalty decision) ===</w:t>
-      </w:r>
-    </w:p>
-    <w:p>
-      <w:pPr>
-        <w:pStyle w:val="NormalWeb"/>
-      </w:pPr>
-      <w:r>
-        <w:t>Accuracy: 0.1974</w:t>
-      </w:r>
-    </w:p>
-    <w:p>
-      <w:pPr>
-        <w:pStyle w:val="NormalWeb"/>
-      </w:pPr>
-      <w:r>
-        <w:t>Confusion matrix (рядки=true H/D/A, стовпці=pred H/D/A):</w:t>
-      </w:r>
-    </w:p>
-    <w:p>
-      <w:pPr>
-        <w:pStyle w:val="NormalWeb"/>
-      </w:pPr>
-      <w:r>
-        <w:t>[[ 4  8 14]</w:t>
-      </w:r>
-    </w:p>
-    <w:p>
-      <w:pPr>
-        <w:pStyle w:val="NormalWeb"/>
-      </w:pPr>
-      <w:r>
-        <w:t xml:space="preserve"> [ 5  7  4]</w:t>
-      </w:r>
-    </w:p>
-    <w:p>
-      <w:pPr>
-        <w:pStyle w:val="NormalWeb"/>
-      </w:pPr>
-      <w:r>
-        <w:t xml:space="preserve"> [16 14  4]]</w:t>
-      </w:r>
-    </w:p>
-    <w:p>
-      <w:pPr>
-        <w:pStyle w:val="NormalWeb"/>
-      </w:pPr>
-      <w:r>
         <w:rPr>
           <w:rStyle w:val="Strong"/>
         </w:rPr>
@@ -2559,6 +2204,345 @@
           <w:rStyle w:val="Strong"/>
         </w:rPr>
         <w:t>matrix).</w:t>
+      </w:r>
+    </w:p>
+    <w:p>
+      <w:pPr>
+        <w:pStyle w:val="NormalWeb"/>
+      </w:pPr>
+      <w:r>
+        <w:t xml:space="preserve">/Users/maksymkhodakov/bayes/bayes/.venv/bin/python /Users/maksymkhodakov/bayes/bayes/main.py </w:t>
+      </w:r>
+    </w:p>
+    <w:p>
+      <w:pPr>
+        <w:pStyle w:val="NormalWeb"/>
+      </w:pPr>
+      <w:r>
+        <w:t>Завантаження датасету з: https://www.football-data.co.uk/mmz4281/2324/E0.csv</w:t>
+      </w:r>
+    </w:p>
+    <w:p>
+      <w:pPr>
+        <w:pStyle w:val="NormalWeb"/>
+      </w:pPr>
+      <w:r>
+        <w:t>OK. Локальний файл: E0_2324.csv. Рядків після чистки: 380</w:t>
+      </w:r>
+    </w:p>
+    <w:p>
+      <w:pPr>
+        <w:pStyle w:val="NormalWeb"/>
+      </w:pPr>
+      <w:r>
+        <w:t xml:space="preserve">      HomeTeam       AwayTeam  B365H  B365D  B365A FTR</w:t>
+      </w:r>
+    </w:p>
+    <w:p>
+      <w:pPr>
+        <w:pStyle w:val="NormalWeb"/>
+      </w:pPr>
+      <w:r>
+        <w:t>0      Burnley       Man City   8.00    5.5   1.33   A</w:t>
+      </w:r>
+    </w:p>
+    <w:p>
+      <w:pPr>
+        <w:pStyle w:val="NormalWeb"/>
+      </w:pPr>
+      <w:r>
+        <w:t>1      Arsenal  Nott'm Forest   1.18    7.0  15.00   H</w:t>
+      </w:r>
+    </w:p>
+    <w:p>
+      <w:pPr>
+        <w:pStyle w:val="NormalWeb"/>
+      </w:pPr>
+      <w:r>
+        <w:t>2  Bournemouth       West Ham   2.70    3.4   2.55   D</w:t>
+      </w:r>
+    </w:p>
+    <w:p>
+      <w:pPr>
+        <w:pStyle w:val="NormalWeb"/>
+      </w:pPr>
+      <w:r>
+        <w:t>3     Brighton          Luton   1.33    5.5   9.00   H</w:t>
+      </w:r>
+    </w:p>
+    <w:p>
+      <w:pPr>
+        <w:pStyle w:val="NormalWeb"/>
+      </w:pPr>
+      <w:r>
+        <w:t>4      Everton         Fulham   2.20    3.4   3.30   A</w:t>
+      </w:r>
+    </w:p>
+    <w:p>
+      <w:pPr>
+        <w:pStyle w:val="NormalWeb"/>
+      </w:pPr>
+    </w:p>
+    <w:p>
+      <w:pPr>
+        <w:pStyle w:val="NormalWeb"/>
+      </w:pPr>
+      <w:r>
+        <w:t>=== Random strategy ===</w:t>
+      </w:r>
+    </w:p>
+    <w:p>
+      <w:pPr>
+        <w:pStyle w:val="NormalWeb"/>
+      </w:pPr>
+      <w:r>
+        <w:t>Accuracy: 0.3421</w:t>
+      </w:r>
+    </w:p>
+    <w:p>
+      <w:pPr>
+        <w:pStyle w:val="NormalWeb"/>
+      </w:pPr>
+      <w:r>
+        <w:t>Confusion matrix (рядки=true H/D/A, стовпці=pred H/D/A):</w:t>
+      </w:r>
+    </w:p>
+    <w:p>
+      <w:pPr>
+        <w:pStyle w:val="NormalWeb"/>
+      </w:pPr>
+      <w:r>
+        <w:lastRenderedPageBreak/>
+        <w:t>[[ 9  8  9]</w:t>
+      </w:r>
+    </w:p>
+    <w:p>
+      <w:pPr>
+        <w:pStyle w:val="NormalWeb"/>
+      </w:pPr>
+      <w:r>
+        <w:t xml:space="preserve"> [ 7  5  4]</w:t>
+      </w:r>
+    </w:p>
+    <w:p>
+      <w:pPr>
+        <w:pStyle w:val="NormalWeb"/>
+      </w:pPr>
+      <w:r>
+        <w:t xml:space="preserve"> [11 11 12]]</w:t>
+      </w:r>
+    </w:p>
+    <w:p>
+      <w:pPr>
+        <w:pStyle w:val="NormalWeb"/>
+      </w:pPr>
+    </w:p>
+    <w:p>
+      <w:pPr>
+        <w:pStyle w:val="NormalWeb"/>
+      </w:pPr>
+      <w:r>
+        <w:t>=== Deterministic: Host ===</w:t>
+      </w:r>
+    </w:p>
+    <w:p>
+      <w:pPr>
+        <w:pStyle w:val="NormalWeb"/>
+      </w:pPr>
+      <w:r>
+        <w:t>Accuracy: 0.3421</w:t>
+      </w:r>
+    </w:p>
+    <w:p>
+      <w:pPr>
+        <w:pStyle w:val="NormalWeb"/>
+      </w:pPr>
+      <w:r>
+        <w:t>Confusion matrix (рядки=true H/D/A, стовпці=pred H/D/A):</w:t>
+      </w:r>
+    </w:p>
+    <w:p>
+      <w:pPr>
+        <w:pStyle w:val="NormalWeb"/>
+      </w:pPr>
+      <w:r>
+        <w:t>[[26  0  0]</w:t>
+      </w:r>
+    </w:p>
+    <w:p>
+      <w:pPr>
+        <w:pStyle w:val="NormalWeb"/>
+      </w:pPr>
+      <w:r>
+        <w:t xml:space="preserve"> [16  0  0]</w:t>
+      </w:r>
+    </w:p>
+    <w:p>
+      <w:pPr>
+        <w:pStyle w:val="NormalWeb"/>
+      </w:pPr>
+      <w:r>
+        <w:t xml:space="preserve"> [34  0  0]]</w:t>
+      </w:r>
+    </w:p>
+    <w:p>
+      <w:pPr>
+        <w:pStyle w:val="NormalWeb"/>
+      </w:pPr>
+    </w:p>
+    <w:p>
+      <w:pPr>
+        <w:pStyle w:val="NormalWeb"/>
+      </w:pPr>
+      <w:r>
+        <w:t>=== Deterministic: Visitor ===</w:t>
+      </w:r>
+    </w:p>
+    <w:p>
+      <w:pPr>
+        <w:pStyle w:val="NormalWeb"/>
+      </w:pPr>
+      <w:r>
+        <w:t>Accuracy: 0.4474</w:t>
+      </w:r>
+    </w:p>
+    <w:p>
+      <w:pPr>
+        <w:pStyle w:val="NormalWeb"/>
+      </w:pPr>
+      <w:r>
+        <w:t>Confusion matrix (рядки=true H/D/A, стовпці=pred H/D/A):</w:t>
+      </w:r>
+    </w:p>
+    <w:p>
+      <w:pPr>
+        <w:pStyle w:val="NormalWeb"/>
+      </w:pPr>
+      <w:r>
+        <w:t>[[ 0  0 26]</w:t>
+      </w:r>
+    </w:p>
+    <w:p>
+      <w:pPr>
+        <w:pStyle w:val="NormalWeb"/>
+      </w:pPr>
+      <w:r>
+        <w:t xml:space="preserve"> [ 0  0 16]</w:t>
+      </w:r>
+    </w:p>
+    <w:p>
+      <w:pPr>
+        <w:pStyle w:val="NormalWeb"/>
+      </w:pPr>
+      <w:r>
+        <w:t xml:space="preserve"> [ 0  0 34]]</w:t>
+      </w:r>
+    </w:p>
+    <w:p>
+      <w:pPr>
+        <w:pStyle w:val="NormalWeb"/>
+      </w:pPr>
+    </w:p>
+    <w:p>
+      <w:pPr>
+        <w:pStyle w:val="NormalWeb"/>
+      </w:pPr>
+      <w:r>
+        <w:t>=== Deterministic: Challenger (favorite by odds) ===</w:t>
+      </w:r>
+    </w:p>
+    <w:p>
+      <w:pPr>
+        <w:pStyle w:val="NormalWeb"/>
+      </w:pPr>
+      <w:r>
+        <w:t>Accuracy: 0.6184</w:t>
+      </w:r>
+    </w:p>
+    <w:p>
+      <w:pPr>
+        <w:pStyle w:val="NormalWeb"/>
+      </w:pPr>
+      <w:r>
+        <w:t>Confusion matrix (рядки=true H/D/A, стовпці=pred H/D/A):</w:t>
+      </w:r>
+    </w:p>
+    <w:p>
+      <w:pPr>
+        <w:pStyle w:val="NormalWeb"/>
+      </w:pPr>
+      <w:r>
+        <w:t>[[23  0  3]</w:t>
+      </w:r>
+    </w:p>
+    <w:p>
+      <w:pPr>
+        <w:pStyle w:val="NormalWeb"/>
+      </w:pPr>
+      <w:r>
+        <w:t xml:space="preserve"> [10  0  6]</w:t>
+      </w:r>
+    </w:p>
+    <w:p>
+      <w:pPr>
+        <w:pStyle w:val="NormalWeb"/>
+      </w:pPr>
+      <w:r>
+        <w:lastRenderedPageBreak/>
+        <w:t xml:space="preserve"> [10  0 24]]</w:t>
+      </w:r>
+    </w:p>
+    <w:p>
+      <w:pPr>
+        <w:pStyle w:val="NormalWeb"/>
+      </w:pPr>
+    </w:p>
+    <w:p>
+      <w:pPr>
+        <w:pStyle w:val="NormalWeb"/>
+      </w:pPr>
+      <w:r>
+        <w:t>=== Bayesian strategy (Beta posterior + penalty decision) ===</w:t>
+      </w:r>
+    </w:p>
+    <w:p>
+      <w:pPr>
+        <w:pStyle w:val="NormalWeb"/>
+      </w:pPr>
+      <w:r>
+        <w:t>Accuracy: 0.1974</w:t>
+      </w:r>
+    </w:p>
+    <w:p>
+      <w:pPr>
+        <w:pStyle w:val="NormalWeb"/>
+      </w:pPr>
+      <w:r>
+        <w:t>Confusion matrix (рядки=true H/D/A, стовпці=pred H/D/A):</w:t>
+      </w:r>
+    </w:p>
+    <w:p>
+      <w:pPr>
+        <w:pStyle w:val="NormalWeb"/>
+      </w:pPr>
+      <w:r>
+        <w:t>[[ 4  8 14]</w:t>
+      </w:r>
+    </w:p>
+    <w:p>
+      <w:pPr>
+        <w:pStyle w:val="NormalWeb"/>
+      </w:pPr>
+      <w:r>
+        <w:t xml:space="preserve"> [ 5  7  4]</w:t>
+      </w:r>
+    </w:p>
+    <w:p>
+      <w:pPr>
+        <w:pStyle w:val="NormalWeb"/>
+      </w:pPr>
+      <w:r>
+        <w:t xml:space="preserve"> [16 14  4]]</w:t>
       </w:r>
     </w:p>
     <w:p>
@@ -3072,6 +3056,17 @@
         <w:pStyle w:val="NormalWeb"/>
       </w:pPr>
       <w:r>
+        <w:rPr>
+          <w:rStyle w:val="Strong"/>
+        </w:rPr>
+        <w:t>Predictive power ознак (консольний вивід AUC для qH/qD/qA).</w:t>
+      </w:r>
+    </w:p>
+    <w:p>
+      <w:pPr>
+        <w:pStyle w:val="NormalWeb"/>
+      </w:pPr>
+      <w:r>
         <w:t>--- Predictive power (AUC) для ознак відносно HomeWin ---</w:t>
       </w:r>
     </w:p>
@@ -3101,21 +3096,6 @@
       </w:pPr>
       <w:r>
         <w:t>qA (implied P(Away)): AUC=0.192</w:t>
-      </w:r>
-      <w:r>
-        <w:rPr>
-          <w:rStyle w:val="Strong"/>
-        </w:rPr>
-        <w:br/>
-      </w:r>
-      <w:r>
-        <w:br/>
-      </w:r>
-      <w:r>
-        <w:rPr>
-          <w:rStyle w:val="Strong"/>
-        </w:rPr>
-        <w:t>Predictive power ознак (консольний вивід AUC для qH/qD/qA).</w:t>
       </w:r>
     </w:p>
     <w:p>
@@ -8587,6 +8567,7 @@
   <w:style w:type="character" w:default="1" w:styleId="DefaultParagraphFont">
     <w:name w:val="Default Paragraph Font"/>
     <w:uiPriority w:val="1"/>
+    <w:semiHidden/>
     <w:unhideWhenUsed/>
   </w:style>
   <w:style w:type="table" w:default="1" w:styleId="TableNormal">
